--- a/docs/Habilin-Technical-Document.docx
+++ b/docs/Habilin-Technical-Document.docx
@@ -113,7 +113,7 @@
               <w:rPr>
                 <w:color w:val="172B36"/>
               </w:rPr>
-              <w:t xml:space="preserve">International AI Track · Topic A provisional</w:t>
+              <w:t xml:space="preserve">International AI Track · Topic B provisional</w:t>
             </w:r>
           </w:p>
         </w:tc>
@@ -179,7 +179,7 @@
         <w:rPr>
           <w:color w:val="172B36"/>
         </w:rPr>
-        <w:t xml:space="preserve">Habilin progresses one authorized Philippine estate-tax case through evidence collection, professional review, sandbox filing and verified tax payment. The case handler, reviewing professional and authorized family representative have separate roles. The proposed repeat-use buyer is an estate law/accounting practice; no paying customer or volume has been established. Topic A, AI Personal Finance Assistant, is our provisional fit for tax-liability administration and bill payment; estate administration is not explicitly named in the published topics and acceptance is unconfirmed. The demo uses synthetic people and a restricted unmarried resident estate with one investment property, no other deductions or credits, and a post-2017 death.</w:t>
+        <w:t xml:space="preserve">Habilin progresses one authorized Philippine estate-tax case through evidence collection, professional review, sandbox filing and verified tax payment. The case handler, reviewing professional and authorized family representative have separate roles. The proposed repeat-use buyer is an estate law/accounting practice; no paying customer or volume has been established. Topic B, AI Wealth Assistant, is our provisional fit for protecting and transferring a family's inherited wealth; estate administration is not explicitly named in the published topics and acceptance is unconfirmed. The demo uses synthetic people and a restricted unmarried resident estate with one investment property, no other deductions or credits, and a post-2017 death.</w:t>
       </w:r>
     </w:p>
     <w:p>
